--- a/fra/docx/15.content.docx
+++ b/fra/docx/15.content.docx
@@ -136,13 +136,6 @@
         <w:rPr>
           <w:lang w:val="fr_FR" w:bidi="fr_FR"/>
         </w:rPr>
-      </w:r>
-      <w:r>
-        <w:rPr>
-          <w:i/>
-          <w:lang w:val="fr_FR" w:bidi="fr_FR"/>
-        </w:rPr>
-        <w:t>Esdras 1.2, Esdras 1.4, Esdras 1.7, Esdras 1.11, Esdras 2.1, Esdras 2.62, Esdras 2.63, Esdras 2.70, Esdras 3.2, Esdras 3.3, Esdras 3.7, Esdras 3.8, Esdras 3.11, Esdras 3.12, Esdras 4.1, Esdras 4.2, Esdras 4.4–5, Esdras 4.5, Esdras 4.6, Esdras 4.12, Esdras 4.19, Esdras 4.24, Esdras 5.1, Esdras 5.2, Esdras 5.5, Esdras 5.8, Esdras 5.12, Esdras 5.14, Esdras 5.15, Esdras 5.17, Esdras 6.1, Esdras 6.2, Esdras 6.3, Esdras 6.4, Esdras 6.5, Esdras 6.7, Esdras 6.10, Esdras 6.11, Esdras 6.14, Esdras 6.15, Esdras 6.20, Esdras 6.22, Esdras 7.6, Esdras 7.9, Esdras 7.13, Esdras 7.14, Esdras 7.20, Esdras 7.23, Esdras 7.26, Esdras 7.28, Esdras 8.15, Esdras 8.17, Esdras 8.18, Esdras 8.22, Esdras 8.29, Esdras 8.31, Esdras 8.36, Esdras 9.2, Esdras 9.3, Esdras 9.6, Esdras 9.9, Esdras 9.12, Esdras 9.13, Esdras 10.1, Esdras 10.3, Esdras 10.6, Esdras 10.8, Esdras 10.9, Esdras 10.13, Esdras 10.17, Esdras 10.19</w:t>
       </w:r>
       <w:r>
         <w:rPr>

--- a/fra/docx/15.content.docx
+++ b/fra/docx/15.content.docx
@@ -123,19 +123,6 @@
           <w:lang w:val="fr_FR" w:bidi="fr_FR"/>
         </w:rPr>
         <w:t>EZR</w:t>
-      </w:r>
-      <w:r>
-        <w:rPr>
-          <w:lang w:val="fr_FR" w:bidi="fr_FR"/>
-        </w:rPr>
-      </w:r>
-    </w:p>
-    <w:p>
-      <w:pPr/>
-      <w:r>
-        <w:rPr>
-          <w:lang w:val="fr_FR" w:bidi="fr_FR"/>
-        </w:rPr>
       </w:r>
       <w:r>
         <w:rPr>

--- a/fra/docx/15.content.docx
+++ b/fra/docx/15.content.docx
@@ -19,7 +19,7 @@
         <w:rPr>
           <w:lang w:val="fr_FR" w:bidi="fr_FR"/>
         </w:rPr>
-        <w:t>Resource: Questions de Traduction (unfoldingWord)</w:t>
+        <w:t>Resource: unfoldingWord® Translation Questions</w:t>
       </w:r>
       <w:r>
         <w:rPr>
@@ -85,7 +85,7 @@
         <w:rPr>
           <w:lang w:val="fr_FR" w:bidi="fr_FR"/>
         </w:rPr>
-        <w:t>Questions de Traduction (unfoldingWord)</w:t>
+        <w:t>unfoldingWord® Translation Questions</w:t>
       </w:r>
     </w:p>
     <w:p>

--- a/fra/docx/15.content.docx
+++ b/fra/docx/15.content.docx
@@ -3067,6 +3067,69 @@
           <w:lang w:val="fr_FR" w:bidi="fr_FR"/>
         </w:rPr>
         <w:t>Le roi et ses sept conseillers ont envoyé les Israélites à Jérusalem pour inspecter Juda et Jérusalem et pour apporter l'argent et l'or que le roi et ses conseillers avaient généreusement offerts, ainsi que tout l'argent et l'or trouvés dans toute la province de Babylone, avec les dons volontaires du peuple et des sacrificateurs.</w:t>
+      </w:r>
+      <w:r>
+        <w:rPr>
+          <w:lang w:val="fr_FR" w:bidi="fr_FR"/>
+        </w:rPr>
+      </w:r>
+      <w:r>
+        <w:rPr>
+          <w:lang w:val="fr_FR" w:bidi="fr_FR"/>
+        </w:rPr>
+      </w:r>
+    </w:p>
+    <w:p>
+      <w:pPr/>
+      <w:r>
+        <w:rPr>
+          <w:lang w:val="fr_FR" w:bidi="fr_FR"/>
+        </w:rPr>
+      </w:r>
+    </w:p>
+    <w:p>
+      <w:pPr>
+        <w:pStyle w:val="Heading2"/>
+      </w:pPr>
+      <w:r>
+        <w:rPr>
+          <w:lang w:val="fr_FR" w:bidi="fr_FR"/>
+        </w:rPr>
+        <w:t>Esdras 7.16</w:t>
+      </w:r>
+      <w:r>
+        <w:rPr>
+          <w:lang w:val="fr_FR" w:bidi="fr_FR"/>
+        </w:rPr>
+      </w:r>
+    </w:p>
+    <w:p>
+      <w:pPr/>
+      <w:r>
+        <w:rPr>
+          <w:lang w:val="fr_FR" w:bidi="fr_FR"/>
+        </w:rPr>
+      </w:r>
+      <w:r>
+        <w:rPr>
+          <w:b/>
+          <w:lang w:val="fr_FR" w:bidi="fr_FR"/>
+        </w:rPr>
+        <w:t>Qu'est-ce que le roi et ses sept conseillers ont envoyé à Jérusalem ?</w:t>
+      </w:r>
+    </w:p>
+    <w:p>
+      <w:pPr/>
+      <w:r>
+        <w:rPr>
+          <w:lang w:val="fr_FR" w:bidi="fr_FR"/>
+        </w:rPr>
+      </w:r>
+      <w:r>
+        <w:rPr>
+          <w:lang w:val="fr_FR" w:bidi="fr_FR"/>
+        </w:rPr>
+        <w:t>Le roi et ses sept conseillers ont envoyé de l'argent et de l'or de toute la province de Babylone. Ils ont aussi permis que les dons volontaires du peuple et des sacrificateurs soient envoyés pour la maison de leur Dieu à Jérusalem.</w:t>
       </w:r>
       <w:r>
         <w:rPr>
